--- a/Deliverables/Team_Working_Agreement.docx
+++ b/Deliverables/Team_Working_Agreement.docx
@@ -127,6 +127,100 @@
         </w:rPr>
         <w:t>”</w:t>
       </w:r>
+      <w:r>
+        <w:rPr>
+          <w:rFonts w:ascii="Times New Roman" w:hAnsi="Times New Roman" w:cs="Times New Roman"/>
+          <w:b/>
+          <w:bCs/>
+          <w:u w:val="single"/>
+        </w:rPr>
+        <w:br/>
+      </w:r>
+      <w:r>
+        <w:rPr>
+          <w:rFonts w:ascii="Times New Roman" w:hAnsi="Times New Roman" w:cs="Times New Roman"/>
+          <w:b/>
+          <w:bCs/>
+        </w:rPr>
+        <w:t xml:space="preserve">Name </w:t>
+      </w:r>
+      <w:proofErr w:type="gramStart"/>
+      <w:r>
+        <w:rPr>
+          <w:rFonts w:ascii="Times New Roman" w:hAnsi="Times New Roman" w:cs="Times New Roman"/>
+          <w:b/>
+          <w:bCs/>
+        </w:rPr>
+        <w:t>O</w:t>
+      </w:r>
+      <w:r>
+        <w:rPr>
+          <w:rFonts w:ascii="Times New Roman" w:hAnsi="Times New Roman" w:cs="Times New Roman"/>
+          <w:b/>
+          <w:bCs/>
+        </w:rPr>
+        <w:t>f</w:t>
+      </w:r>
+      <w:proofErr w:type="gramEnd"/>
+      <w:r>
+        <w:rPr>
+          <w:rFonts w:ascii="Times New Roman" w:hAnsi="Times New Roman" w:cs="Times New Roman"/>
+          <w:b/>
+          <w:bCs/>
+        </w:rPr>
+        <w:t xml:space="preserve"> </w:t>
+      </w:r>
+      <w:proofErr w:type="gramStart"/>
+      <w:r>
+        <w:rPr>
+          <w:rFonts w:ascii="Times New Roman" w:hAnsi="Times New Roman" w:cs="Times New Roman"/>
+          <w:b/>
+          <w:bCs/>
+        </w:rPr>
+        <w:t>T</w:t>
+      </w:r>
+      <w:r>
+        <w:rPr>
+          <w:rFonts w:ascii="Times New Roman" w:hAnsi="Times New Roman" w:cs="Times New Roman"/>
+          <w:b/>
+          <w:bCs/>
+        </w:rPr>
+        <w:t>he</w:t>
+      </w:r>
+      <w:proofErr w:type="gramEnd"/>
+      <w:r>
+        <w:rPr>
+          <w:rFonts w:ascii="Times New Roman" w:hAnsi="Times New Roman" w:cs="Times New Roman"/>
+          <w:b/>
+          <w:bCs/>
+        </w:rPr>
+        <w:t xml:space="preserve"> </w:t>
+      </w:r>
+      <w:r>
+        <w:rPr>
+          <w:rFonts w:ascii="Times New Roman" w:hAnsi="Times New Roman" w:cs="Times New Roman"/>
+          <w:b/>
+          <w:bCs/>
+        </w:rPr>
+        <w:t>Project</w:t>
+      </w:r>
+      <w:r>
+        <w:rPr>
+          <w:rFonts w:ascii="Times New Roman" w:hAnsi="Times New Roman" w:cs="Times New Roman"/>
+          <w:b/>
+          <w:bCs/>
+        </w:rPr>
+        <w:t>:</w:t>
+      </w:r>
+      <w:r>
+        <w:rPr>
+          <w:rFonts w:ascii="Times New Roman" w:hAnsi="Times New Roman" w:cs="Times New Roman"/>
+          <w:b/>
+          <w:bCs/>
+          <w:u w:val="single"/>
+        </w:rPr>
+        <w:t xml:space="preserve"> “Adaptive Arena”</w:t>
+      </w:r>
     </w:p>
     <w:p>
       <w:pPr>
@@ -159,14 +253,6 @@
           <w:bCs/>
         </w:rPr>
         <w:t xml:space="preserve"> Agreement:</w:t>
-      </w:r>
-      <w:r>
-        <w:rPr>
-          <w:rFonts w:ascii="Times New Roman" w:hAnsi="Times New Roman" w:cs="Times New Roman"/>
-          <w:b/>
-          <w:bCs/>
-        </w:rPr>
-        <w:br/>
       </w:r>
     </w:p>
     <w:tbl>
@@ -215,7 +301,7 @@
                 <w:lang w:val="ru-RU"/>
               </w:rPr>
             </w:pPr>
-            <w:hyperlink r:id="rId5" w:history="1">
+            <w:hyperlink r:id="rId6" w:history="1">
               <w:r>
                 <w:rPr>
                   <w:rStyle w:val="Hyperlink"/>
@@ -265,7 +351,7 @@
                 <w:lang w:val="ru-RU"/>
               </w:rPr>
             </w:pPr>
-            <w:hyperlink r:id="rId6" w:history="1">
+            <w:hyperlink r:id="rId7" w:history="1">
               <w:r>
                 <w:rPr>
                   <w:rStyle w:val="Hyperlink"/>
@@ -315,7 +401,7 @@
                 <w:lang w:val="ru-RU"/>
               </w:rPr>
             </w:pPr>
-            <w:hyperlink r:id="rId7" w:history="1">
+            <w:hyperlink r:id="rId8" w:history="1">
               <w:r>
                 <w:rPr>
                   <w:rStyle w:val="Hyperlink"/>
@@ -365,7 +451,7 @@
                 <w:lang w:val="ru-RU"/>
               </w:rPr>
             </w:pPr>
-            <w:hyperlink r:id="rId8" w:history="1">
+            <w:hyperlink r:id="rId9" w:history="1">
               <w:r>
                 <w:rPr>
                   <w:rStyle w:val="Hyperlink"/>
@@ -415,7 +501,7 @@
                 <w:lang w:val="ru-RU"/>
               </w:rPr>
             </w:pPr>
-            <w:hyperlink r:id="rId9" w:history="1">
+            <w:hyperlink r:id="rId10" w:history="1">
               <w:r>
                 <w:rPr>
                   <w:rStyle w:val="Hyperlink"/>
@@ -436,9 +522,41 @@
           <w:rFonts w:ascii="Times New Roman" w:hAnsi="Times New Roman" w:cs="Times New Roman"/>
           <w:b/>
           <w:bCs/>
-          <w:lang w:val="ru-RU"/>
         </w:rPr>
       </w:pPr>
+    </w:p>
+    <w:p>
+      <w:pPr>
+        <w:rPr>
+          <w:rFonts w:ascii="Times New Roman" w:hAnsi="Times New Roman" w:cs="Times New Roman"/>
+          <w:b/>
+          <w:bCs/>
+        </w:rPr>
+      </w:pPr>
+      <w:r>
+        <w:rPr>
+          <w:rFonts w:ascii="Times New Roman" w:hAnsi="Times New Roman" w:cs="Times New Roman"/>
+          <w:b/>
+          <w:bCs/>
+        </w:rPr>
+        <w:t>This document outlines the working principles, communication rules, and responsibilities of our team</w:t>
+      </w:r>
+      <w:r>
+        <w:rPr>
+          <w:rFonts w:ascii="Times New Roman" w:hAnsi="Times New Roman" w:cs="Times New Roman"/>
+          <w:b/>
+          <w:bCs/>
+        </w:rPr>
+        <w:t>.</w:t>
+      </w:r>
+      <w:r>
+        <w:rPr>
+          <w:rFonts w:ascii="Times New Roman" w:hAnsi="Times New Roman" w:cs="Times New Roman"/>
+          <w:b/>
+          <w:bCs/>
+        </w:rPr>
+        <w:t xml:space="preserve"> It ensures that all members are aligned and committed to effective collaboration throughout the project.</w:t>
+      </w:r>
     </w:p>
     <w:p>
       <w:pPr>
@@ -492,15 +610,65 @@
           <w:b/>
           <w:bCs/>
         </w:rPr>
-        <w:t>Comunication through WhatsApp</w:t>
-      </w:r>
-      <w:r>
-        <w:rPr>
-          <w:rFonts w:ascii="Times New Roman" w:hAnsi="Times New Roman" w:cs="Times New Roman"/>
-          <w:b/>
-          <w:bCs/>
-        </w:rPr>
-        <w:t>.</w:t>
+        <w:t>Comunication through</w:t>
+      </w:r>
+      <w:r>
+        <w:rPr>
+          <w:rFonts w:ascii="Times New Roman" w:hAnsi="Times New Roman" w:cs="Times New Roman"/>
+          <w:b/>
+          <w:bCs/>
+        </w:rPr>
+        <w:t xml:space="preserve"> social </w:t>
+      </w:r>
+      <w:proofErr w:type="gramStart"/>
+      <w:r>
+        <w:rPr>
+          <w:rFonts w:ascii="Times New Roman" w:hAnsi="Times New Roman" w:cs="Times New Roman"/>
+          <w:b/>
+          <w:bCs/>
+        </w:rPr>
+        <w:t>media</w:t>
+      </w:r>
+      <w:proofErr w:type="gramEnd"/>
+      <w:r>
+        <w:rPr>
+          <w:rFonts w:ascii="Times New Roman" w:hAnsi="Times New Roman" w:cs="Times New Roman"/>
+          <w:b/>
+          <w:bCs/>
+        </w:rPr>
+        <w:t xml:space="preserve"> as </w:t>
+      </w:r>
+      <w:r>
+        <w:rPr>
+          <w:rFonts w:ascii="Times New Roman" w:hAnsi="Times New Roman" w:cs="Times New Roman"/>
+          <w:b/>
+          <w:bCs/>
+        </w:rPr>
+        <w:t xml:space="preserve">WhatsApp, </w:t>
+      </w:r>
+      <w:r>
+        <w:rPr>
+          <w:rFonts w:ascii="Times New Roman" w:hAnsi="Times New Roman" w:cs="Times New Roman"/>
+          <w:b/>
+          <w:bCs/>
+        </w:rPr>
+        <w:t>S</w:t>
+      </w:r>
+      <w:r>
+        <w:rPr>
+          <w:rFonts w:ascii="Times New Roman" w:hAnsi="Times New Roman" w:cs="Times New Roman"/>
+          <w:b/>
+          <w:bCs/>
+        </w:rPr>
+        <w:t>lack</w:t>
+      </w:r>
+      <w:r>
+        <w:rPr>
+          <w:rFonts w:ascii="Times New Roman" w:hAnsi="Times New Roman" w:cs="Times New Roman"/>
+          <w:b/>
+          <w:bCs/>
+        </w:rPr>
+        <w:t>, Zoom.</w:t>
       </w:r>
     </w:p>
     <w:p>
@@ -729,13 +897,65 @@
           <w:bCs/>
         </w:rPr>
       </w:pPr>
-      <w:r>
-        <w:rPr>
-          <w:rFonts w:ascii="Times New Roman" w:hAnsi="Times New Roman" w:cs="Times New Roman"/>
-          <w:b/>
-          <w:bCs/>
-        </w:rPr>
-        <w:t xml:space="preserve">Meeting happens through ZOOM or WhatsApp </w:t>
+      <w:proofErr w:type="gramStart"/>
+      <w:r>
+        <w:rPr>
+          <w:rFonts w:ascii="Times New Roman" w:hAnsi="Times New Roman" w:cs="Times New Roman"/>
+          <w:b/>
+          <w:bCs/>
+        </w:rPr>
+        <w:t>Meeting happens</w:t>
+      </w:r>
+      <w:proofErr w:type="gramEnd"/>
+      <w:r>
+        <w:rPr>
+          <w:rFonts w:ascii="Times New Roman" w:hAnsi="Times New Roman" w:cs="Times New Roman"/>
+          <w:b/>
+          <w:bCs/>
+        </w:rPr>
+        <w:t xml:space="preserve"> through Z</w:t>
+      </w:r>
+      <w:r>
+        <w:rPr>
+          <w:rFonts w:ascii="Times New Roman" w:hAnsi="Times New Roman" w:cs="Times New Roman"/>
+          <w:b/>
+          <w:bCs/>
+        </w:rPr>
+        <w:t>oom, Slack</w:t>
+      </w:r>
+      <w:r>
+        <w:rPr>
+          <w:rFonts w:ascii="Times New Roman" w:hAnsi="Times New Roman" w:cs="Times New Roman"/>
+          <w:b/>
+          <w:bCs/>
+        </w:rPr>
+        <w:t xml:space="preserve"> or </w:t>
+      </w:r>
+      <w:r>
+        <w:rPr>
+          <w:rFonts w:ascii="Times New Roman" w:hAnsi="Times New Roman" w:cs="Times New Roman"/>
+          <w:b/>
+          <w:bCs/>
+        </w:rPr>
+        <w:t xml:space="preserve">another </w:t>
+      </w:r>
+      <w:proofErr w:type="gramStart"/>
+      <w:r>
+        <w:rPr>
+          <w:rFonts w:ascii="Times New Roman" w:hAnsi="Times New Roman" w:cs="Times New Roman"/>
+          <w:b/>
+          <w:bCs/>
+        </w:rPr>
+        <w:t>work place</w:t>
+      </w:r>
+      <w:proofErr w:type="gramEnd"/>
+      <w:r>
+        <w:rPr>
+          <w:rFonts w:ascii="Times New Roman" w:hAnsi="Times New Roman" w:cs="Times New Roman"/>
+          <w:b/>
+          <w:bCs/>
+        </w:rPr>
+        <w:t>.</w:t>
       </w:r>
     </w:p>
     <w:p>
@@ -831,7 +1051,23 @@
           <w:b/>
           <w:bCs/>
         </w:rPr>
-        <w:t xml:space="preserve"> a week and check WhatsApp daily to </w:t>
+        <w:t xml:space="preserve"> a week and check WhatsApp</w:t>
+      </w:r>
+      <w:r>
+        <w:rPr>
+          <w:rFonts w:ascii="Times New Roman" w:hAnsi="Times New Roman" w:cs="Times New Roman"/>
+          <w:b/>
+          <w:bCs/>
+        </w:rPr>
+        <w:t xml:space="preserve">, Slack </w:t>
+      </w:r>
+      <w:r>
+        <w:rPr>
+          <w:rFonts w:ascii="Times New Roman" w:hAnsi="Times New Roman" w:cs="Times New Roman"/>
+          <w:b/>
+          <w:bCs/>
+        </w:rPr>
+        <w:t xml:space="preserve">daily to </w:t>
       </w:r>
       <w:r>
         <w:rPr>
@@ -903,23 +1139,15 @@
           <w:b/>
           <w:bCs/>
         </w:rPr>
-        <w:t xml:space="preserve"> Monday </w:t>
-      </w:r>
-      <w:r>
-        <w:rPr>
-          <w:rFonts w:ascii="Times New Roman" w:hAnsi="Times New Roman" w:cs="Times New Roman"/>
-          <w:b/>
-          <w:bCs/>
-        </w:rPr>
-        <w:t xml:space="preserve">at </w:t>
-      </w:r>
-      <w:r>
-        <w:rPr>
-          <w:rFonts w:ascii="Times New Roman" w:hAnsi="Times New Roman" w:cs="Times New Roman"/>
-          <w:b/>
-          <w:bCs/>
-        </w:rPr>
-        <w:t>10</w:t>
+        <w:t xml:space="preserve"> </w:t>
+      </w:r>
+      <w:r>
+        <w:rPr>
+          <w:rFonts w:ascii="Times New Roman" w:hAnsi="Times New Roman" w:cs="Times New Roman"/>
+          <w:b/>
+          <w:bCs/>
+        </w:rPr>
+        <w:t>every Tuesday at 8</w:t>
       </w:r>
       <w:proofErr w:type="gramStart"/>
       <w:r>
@@ -928,15 +1156,15 @@
           <w:b/>
           <w:bCs/>
         </w:rPr>
-        <w:t>a</w:t>
-      </w:r>
-      <w:r>
-        <w:rPr>
-          <w:rFonts w:ascii="Times New Roman" w:hAnsi="Times New Roman" w:cs="Times New Roman"/>
-          <w:b/>
-          <w:bCs/>
-        </w:rPr>
-        <w:t xml:space="preserve">m </w:t>
+        <w:t>pm</w:t>
+      </w:r>
+      <w:r>
+        <w:rPr>
+          <w:rFonts w:ascii="Times New Roman" w:hAnsi="Times New Roman" w:cs="Times New Roman"/>
+          <w:b/>
+          <w:bCs/>
+        </w:rPr>
+        <w:t xml:space="preserve"> </w:t>
       </w:r>
       <w:r>
         <w:rPr>
@@ -961,7 +1189,23 @@
           <w:b/>
           <w:bCs/>
         </w:rPr>
-        <w:t>Saturday at 10am</w:t>
+        <w:t>Friday</w:t>
+      </w:r>
+      <w:r>
+        <w:rPr>
+          <w:rFonts w:ascii="Times New Roman" w:hAnsi="Times New Roman" w:cs="Times New Roman"/>
+          <w:b/>
+          <w:bCs/>
+        </w:rPr>
+        <w:t xml:space="preserve"> at </w:t>
+      </w:r>
+      <w:r>
+        <w:rPr>
+          <w:rFonts w:ascii="Times New Roman" w:hAnsi="Times New Roman" w:cs="Times New Roman"/>
+          <w:b/>
+          <w:bCs/>
+        </w:rPr>
+        <w:t>9.15pm</w:t>
       </w:r>
     </w:p>
     <w:p>
@@ -1033,24 +1277,6 @@
         </w:rPr>
         <w:t xml:space="preserve"> important reason.  </w:t>
       </w:r>
-    </w:p>
-    <w:p>
-      <w:pPr>
-        <w:rPr>
-          <w:rFonts w:ascii="Times New Roman" w:hAnsi="Times New Roman" w:cs="Times New Roman"/>
-          <w:b/>
-          <w:bCs/>
-        </w:rPr>
-      </w:pPr>
-    </w:p>
-    <w:p>
-      <w:pPr>
-        <w:rPr>
-          <w:rFonts w:ascii="Times New Roman" w:hAnsi="Times New Roman" w:cs="Times New Roman"/>
-          <w:b/>
-          <w:bCs/>
-        </w:rPr>
-      </w:pPr>
     </w:p>
     <w:sectPr>
       <w:pgSz w:w="12240" w:h="15840"/>
@@ -1634,7 +1860,6 @@
     <w:next w:val="Normal"/>
     <w:link w:val="Heading3Char"/>
     <w:uiPriority w:val="9"/>
-    <w:semiHidden/>
     <w:unhideWhenUsed/>
     <w:qFormat/>
     <w:rsid w:val="00C444F0"/>
@@ -1786,7 +2011,6 @@
   <w:style w:type="character" w:default="1" w:styleId="DefaultParagraphFont">
     <w:name w:val="Default Paragraph Font"/>
     <w:uiPriority w:val="1"/>
-    <w:semiHidden/>
     <w:unhideWhenUsed/>
   </w:style>
   <w:style w:type="table" w:default="1" w:styleId="TableNormal">
@@ -1842,7 +2066,6 @@
     <w:basedOn w:val="DefaultParagraphFont"/>
     <w:link w:val="Heading3"/>
     <w:uiPriority w:val="9"/>
-    <w:semiHidden/>
     <w:rsid w:val="00C444F0"/>
     <w:rPr>
       <w:rFonts w:eastAsiaTheme="majorEastAsia" w:cstheme="majorBidi"/>
@@ -2474,4 +2697,16 @@
     </a:ext>
   </a:extLst>
 </a:theme>
+</file>
+
+<file path=customXml/item1.xml><?xml version="1.0" encoding="utf-8"?>
+<b:Sources xmlns:b="http://schemas.openxmlformats.org/officeDocument/2006/bibliography" xmlns="http://schemas.openxmlformats.org/officeDocument/2006/bibliography" SelectedStyle="\APASixthEditionOfficeOnline.xsl" StyleName="APA" Version="6"/>
+</file>
+
+<file path=customXml/itemProps1.xml><?xml version="1.0" encoding="utf-8"?>
+<ds:datastoreItem xmlns:ds="http://schemas.openxmlformats.org/officeDocument/2006/customXml" ds:itemID="{90C114A0-8CC1-407F-8DBD-55A4FAF56B2F}">
+  <ds:schemaRefs>
+    <ds:schemaRef ds:uri="http://schemas.openxmlformats.org/officeDocument/2006/bibliography"/>
+  </ds:schemaRefs>
+</ds:datastoreItem>
 </file>